--- a/eng/docx/49.content.docx
+++ b/eng/docx/49.content.docx
@@ -844,77 +844,7 @@
         <w:rPr>
           <w:lang w:val="en_US" w:bidi="en_US"/>
         </w:rPr>
-        <w:t>The scriptures use such words to indicate any one of several ideas. For this reason, it is often difficult for translators to represent them well in their versions. In translating into English, the ULT uses the following principles: * Sometimes the meaning in a passage implies moral holiness. Especially important for understanding the gospel is the use of “holy” to express the fact that God views Christians as sinless because they are united to Jesus Christ. Another use of “holy” is to express the idea that God is perfect and faultless. A third use is to express the idea that Christians are to conduct themselves in a blameless, faultless manner in life. In these cases, the ULT uses “holy,” “holy God,” “holy ones,” or “saints.” (See: 1:1, 4) * Sometimes the meaning in a passage indicates a simple reference to Christians without implying any particular role filled by them. In these cases, the ULT uses “saint” or “saints.” * Sometimes the meaning in a passage implies the idea of someone or something set apart for God alone. In these cases, the ULT uses “set apart,” “dedicated to,” or “reserved for.” (See: 3:5)</w:t>
-      </w:r>
-      <w:r>
-        <w:rPr>
-          <w:lang w:val="en_US" w:bidi="en_US"/>
-        </w:rPr>
-      </w:r>
-    </w:p>
-    <w:p>
-      <w:pPr/>
-      <w:r>
-        <w:rPr>
-          <w:lang w:val="en_US" w:bidi="en_US"/>
-        </w:rPr>
-      </w:r>
-      <w:r>
-        <w:rPr>
-          <w:lang w:val="en_US" w:bidi="en_US"/>
-        </w:rPr>
-        <w:t>The UST will often be helpful as translators think about how to represent these ideas in their own versions.</w:t>
-      </w:r>
-      <w:r>
-        <w:rPr>
-          <w:lang w:val="en_US" w:bidi="en_US"/>
-        </w:rPr>
-      </w:r>
-    </w:p>
-    <w:p>
-      <w:pPr>
-        <w:pStyle w:val="Heading4"/>
-      </w:pPr>
-      <w:r>
-        <w:rPr>
-          <w:lang w:val="en_US" w:bidi="en_US"/>
-        </w:rPr>
-        <w:t>What did Paul mean by the expression “in Christ,” “in the Lord,” etc.?</w:t>
-      </w:r>
-      <w:r>
-        <w:rPr>
-          <w:lang w:val="en_US" w:bidi="en_US"/>
-        </w:rPr>
-      </w:r>
-    </w:p>
-    <w:p>
-      <w:pPr/>
-      <w:r>
-        <w:rPr>
-          <w:lang w:val="en_US" w:bidi="en_US"/>
-        </w:rPr>
-      </w:r>
-      <w:r>
-        <w:rPr>
-          <w:lang w:val="en_US" w:bidi="en_US"/>
-        </w:rPr>
-        <w:t>This kind of expression occurs in 1:1, 3, 4, 6, 7, 9, 10, 11, 12, 13, 15, 20; 2:6, 7, 10, 13, 15, 16, 18, 21, 22; 3:5, 6, 9, 11, 12, 21; 4:1, 17, 21, 32; 5:8, 18, 19; 6:1, 10, 18, 21. Paul meant to express the idea of a very close union between Christ and the believers. Please see the introduction to the book of Romans for more details about this kind of expression.</w:t>
-      </w:r>
-      <w:r>
-        <w:rPr>
-          <w:lang w:val="en_US" w:bidi="en_US"/>
-        </w:rPr>
-      </w:r>
-    </w:p>
-    <w:p>
-      <w:pPr>
-        <w:pStyle w:val="Heading4"/>
-      </w:pPr>
-      <w:r>
-        <w:rPr>
-          <w:lang w:val="en_US" w:bidi="en_US"/>
-        </w:rPr>
-        <w:t>What are the major issues in the text of the book of Ephesians?</w:t>
+        <w:t>The scriptures use such words to indicate any one of several ideas. For this reason, it is often difficult for translators to represent them well in their versions. In translating into English, the ULT uses the following principles:</w:t>
       </w:r>
       <w:r>
         <w:rPr>
@@ -942,7 +872,7 @@
         <w:rPr>
           <w:lang w:val="en_US" w:bidi="en_US"/>
         </w:rPr>
-        <w:t>“in Ephesus” (1:1). Some of the earliest manuscripts do not include this phrase. It is likely that Paul intended this letter to be read in many churches, including Ephesus and many other cities. He may have originally left a blank space for the city name to be filled in by those copying the letter and carrying it to different cities. But “Ephesus” is the only name found on manuscripts that have a city name. Therefore, the ULT, UST, and many modern versions include it.</w:t>
+        <w:t>Sometimes the meaning in a passage implies moral holiness. Especially important for understanding the gospel is the use of “holy” to express the fact that God views Christians as sinless because they are united to Jesus Christ. Another use of “holy” is to express the idea that God is perfect and faultless. A third use is to express the idea that Christians are to conduct themselves in a blameless, faultless manner in life. In these cases, the ULT uses “holy,” “holy God,” “holy ones,” or “saints.” (See: 1:1, 4)</w:t>
       </w:r>
       <w:r>
         <w:rPr>
@@ -965,6 +895,155 @@
         <w:rPr>
           <w:lang w:val="en_US" w:bidi="en_US"/>
         </w:rPr>
+        <w:t>Sometimes the meaning in a passage indicates a simple reference to Christians without implying any particular role filled by them. In these cases, the ULT uses “saint” or “saints.”</w:t>
+      </w:r>
+      <w:r>
+        <w:rPr>
+          <w:lang w:val="en_US" w:bidi="en_US"/>
+        </w:rPr>
+      </w:r>
+    </w:p>
+    <w:p>
+      <w:pPr>
+        <w:pStyle w:val="ListBullet"/>
+        <w:spacing w:line="240" w:lineRule="auto"/>
+        <w:ind w:left="720"/>
+      </w:pPr>
+      <w:r>
+        <w:rPr>
+          <w:lang w:val="en_US" w:bidi="en_US"/>
+        </w:rPr>
+      </w:r>
+      <w:r>
+        <w:rPr>
+          <w:lang w:val="en_US" w:bidi="en_US"/>
+        </w:rPr>
+        <w:t>Sometimes the meaning in a passage implies the idea of someone or something set apart for God alone. In these cases, the ULT uses “set apart,” “dedicated to,” or “reserved for.” (See: 3:5)</w:t>
+      </w:r>
+      <w:r>
+        <w:rPr>
+          <w:lang w:val="en_US" w:bidi="en_US"/>
+        </w:rPr>
+      </w:r>
+      <w:r>
+        <w:rPr>
+          <w:lang w:val="en_US" w:bidi="en_US"/>
+        </w:rPr>
+      </w:r>
+    </w:p>
+    <w:p>
+      <w:pPr/>
+      <w:r>
+        <w:rPr>
+          <w:lang w:val="en_US" w:bidi="en_US"/>
+        </w:rPr>
+      </w:r>
+      <w:r>
+        <w:rPr>
+          <w:lang w:val="en_US" w:bidi="en_US"/>
+        </w:rPr>
+        <w:t>The UST will often be helpful as translators think about how to represent these ideas in their own versions.</w:t>
+      </w:r>
+      <w:r>
+        <w:rPr>
+          <w:lang w:val="en_US" w:bidi="en_US"/>
+        </w:rPr>
+      </w:r>
+    </w:p>
+    <w:p>
+      <w:pPr>
+        <w:pStyle w:val="Heading4"/>
+      </w:pPr>
+      <w:r>
+        <w:rPr>
+          <w:lang w:val="en_US" w:bidi="en_US"/>
+        </w:rPr>
+        <w:t>What did Paul mean by the expression “in Christ,” “in the Lord,” etc.?</w:t>
+      </w:r>
+      <w:r>
+        <w:rPr>
+          <w:lang w:val="en_US" w:bidi="en_US"/>
+        </w:rPr>
+      </w:r>
+    </w:p>
+    <w:p>
+      <w:pPr/>
+      <w:r>
+        <w:rPr>
+          <w:lang w:val="en_US" w:bidi="en_US"/>
+        </w:rPr>
+      </w:r>
+      <w:r>
+        <w:rPr>
+          <w:lang w:val="en_US" w:bidi="en_US"/>
+        </w:rPr>
+        <w:t>This kind of expression occurs in 1:1, 3, 4, 6, 7, 9, 10, 11, 12, 13, 15, 20; 2:6, 7, 10, 13, 15, 16, 18, 21, 22; 3:5, 6, 9, 11, 12, 21; 4:1, 17, 21, 32; 5:8, 18, 19; 6:1, 10, 18, 21. Paul meant to express the idea of a very close union between Christ and the believers. Please see the introduction to the book of Romans for more details about this kind of expression.</w:t>
+      </w:r>
+      <w:r>
+        <w:rPr>
+          <w:lang w:val="en_US" w:bidi="en_US"/>
+        </w:rPr>
+      </w:r>
+    </w:p>
+    <w:p>
+      <w:pPr>
+        <w:pStyle w:val="Heading4"/>
+      </w:pPr>
+      <w:r>
+        <w:rPr>
+          <w:lang w:val="en_US" w:bidi="en_US"/>
+        </w:rPr>
+        <w:t>What are the major issues in the text of the book of Ephesians?</w:t>
+      </w:r>
+      <w:r>
+        <w:rPr>
+          <w:lang w:val="en_US" w:bidi="en_US"/>
+        </w:rPr>
+      </w:r>
+      <w:r>
+        <w:rPr>
+          <w:lang w:val="en_US" w:bidi="en_US"/>
+        </w:rPr>
+      </w:r>
+    </w:p>
+    <w:p>
+      <w:pPr>
+        <w:pStyle w:val="ListBullet"/>
+        <w:spacing w:line="240" w:lineRule="auto"/>
+        <w:ind w:left="720"/>
+      </w:pPr>
+      <w:r>
+        <w:rPr>
+          <w:lang w:val="en_US" w:bidi="en_US"/>
+        </w:rPr>
+      </w:r>
+      <w:r>
+        <w:rPr>
+          <w:lang w:val="en_US" w:bidi="en_US"/>
+        </w:rPr>
+        <w:t>“in Ephesus” (1:1). Some of the earliest manuscripts do not include this phrase. It is likely that Paul intended this letter to be read in many churches, including Ephesus and many other cities. He may have originally left a blank space for the city name to be filled in by those copying the letter and carrying it to different cities. But “Ephesus” is the only name found on manuscripts that have a city name. Therefore, the ULT, UST, and many modern versions include it.</w:t>
+      </w:r>
+      <w:r>
+        <w:rPr>
+          <w:lang w:val="en_US" w:bidi="en_US"/>
+        </w:rPr>
+      </w:r>
+    </w:p>
+    <w:p>
+      <w:pPr>
+        <w:pStyle w:val="ListBullet"/>
+        <w:spacing w:line="240" w:lineRule="auto"/>
+        <w:ind w:left="720"/>
+      </w:pPr>
+      <w:r>
+        <w:rPr>
+          <w:lang w:val="en_US" w:bidi="en_US"/>
+        </w:rPr>
+      </w:r>
+      <w:r>
+        <w:rPr>
+          <w:lang w:val="en_US" w:bidi="en_US"/>
+        </w:rPr>
         <w:t>“because we are members of his body” (5:30). Most modern versions, including the ULT and UST, read in this way. Some older versions read, “because we are members of his body and of his bones.” Translators might decide to choose the second reading if other versions in their area have it that way. If translators choose the second reading, they should put the additional words inside square brackets (</w:t>
       </w:r>
       <w:r>
@@ -8176,13 +8255,13 @@
           <w:i/>
           <w:lang w:val="en_US" w:bidi="en_US"/>
         </w:rPr>
-        <w:t>/tw/dict/bible/kt/sin]] and [[rc://</w:t>
-      </w:r>
-      <w:r>
-        <w:rPr>
-          <w:lang w:val="en_US" w:bidi="en_US"/>
-        </w:rPr>
-        <w:t xml:space="preserve">/tw/dict/bible/kt/faith]] and </w:t>
+        <w:t>/tw/dict/bible/kt/sin]]; and [[rc://</w:t>
+      </w:r>
+      <w:r>
+        <w:rPr>
+          <w:lang w:val="en_US" w:bidi="en_US"/>
+        </w:rPr>
+        <w:t xml:space="preserve">/tw/dict/bible/kt/faith]]; and </w:t>
       </w:r>
       <w:r>
         <w:rPr>
@@ -31615,13 +31694,13 @@
           <w:i/>
           <w:lang w:val="en_US" w:bidi="en_US"/>
         </w:rPr>
-        <w:t>/tw/dict/bible/kt/forgive]], [[rc://</w:t>
-      </w:r>
-      <w:r>
-        <w:rPr>
-          <w:lang w:val="en_US" w:bidi="en_US"/>
-        </w:rPr>
-        <w:t>/tw/dict/bible/kt/eternity]] and [[rc://*/tw/dict/bible/kt/inherit]])</w:t>
+        <w:t>/tw/dict/bible/kt/forgive]]; [[rc://</w:t>
+      </w:r>
+      <w:r>
+        <w:rPr>
+          <w:lang w:val="en_US" w:bidi="en_US"/>
+        </w:rPr>
+        <w:t>/tw/dict/bible/kt/eternity]]; and [[rc://*/tw/dict/bible/kt/inherit]])</w:t>
       </w:r>
       <w:r>
         <w:rPr>
@@ -40850,7 +40929,7 @@
         <w:rPr>
           <w:lang w:val="en_US" w:bidi="en_US"/>
         </w:rPr>
-        <w:t xml:space="preserve">This extended metaphor describes how Christians can protect themselves when spiritually attacked. (See: [[rc://*/tw/dict/bible/kt/spirit]] and </w:t>
+        <w:t xml:space="preserve">This extended metaphor describes how Christians can protect themselves when spiritually attacked. (See: [[rc://*/tw/dict/bible/kt/spirit]]; and </w:t>
       </w:r>
       <w:r>
         <w:rPr>

--- a/eng/docx/49.content.docx
+++ b/eng/docx/49.content.docx
@@ -711,7 +711,19 @@
         <w:rPr>
           <w:lang w:val="en_US" w:bidi="en_US"/>
         </w:rPr>
-        <w:t>Paul said much about salvation and righteous living in this letter and in many of his letters. He said that God has been very kind and saved Christians because they believe in Jesus. Therefore, after they become Christians, they should live in a righteous way to show that they have faith in Christ. (See: [[rc://*/tw/dict/bible/kt/righteous]])</w:t>
+        <w:t xml:space="preserve">Paul said much about salvation and righteous living in this letter and in many of his letters. He said that God has been very kind and saved Christians because they believe in Jesus. Therefore, after they become Christians, they should live in a righteous way to show that they have faith in Christ. (See: </w:t>
+      </w:r>
+      <w:r>
+        <w:rPr>
+          <w:lang w:val="en_US" w:bidi="en_US"/>
+        </w:rPr>
+        <w:t>righteous, righteousness, unrighteous, unrighteousness, upright, uprightness</w:t>
+      </w:r>
+      <w:r>
+        <w:rPr>
+          <w:lang w:val="en_US" w:bidi="en_US"/>
+        </w:rPr>
+        <w:t>)</w:t>
       </w:r>
       <w:r>
         <w:rPr>
@@ -1224,7 +1236,19 @@
         <w:rPr>
           <w:lang w:val="en_US" w:bidi="en_US"/>
         </w:rPr>
-        <w:t>Many scholars believe this chapter teaches on a subject known as “predestination.” See the use of the word “predestine” in 1:5, 11. Some scholars take this to indicate that God has, from before the foundation of the world, chosen some people to save. Christians have different views on what the Bible teaches on this subject, so translators need to take extra care when translating this chapter. (See: [[rc://*/tw/dict/bible/kt/predestine]])</w:t>
+        <w:t xml:space="preserve">Many scholars believe this chapter teaches on a subject known as “predestination.” See the use of the word “predestine” in 1:5, 11. Some scholars take this to indicate that God has, from before the foundation of the world, chosen some people to save. Christians have different views on what the Bible teaches on this subject, so translators need to take extra care when translating this chapter. (See: </w:t>
+      </w:r>
+      <w:r>
+        <w:rPr>
+          <w:lang w:val="en_US" w:bidi="en_US"/>
+        </w:rPr>
+        <w:t>predestine, predestined</w:t>
+      </w:r>
+      <w:r>
+        <w:rPr>
+          <w:lang w:val="en_US" w:bidi="en_US"/>
+        </w:rPr>
+        <w:t>)</w:t>
       </w:r>
       <w:r>
         <w:rPr>
@@ -8146,7 +8170,19 @@
         <w:rPr>
           <w:lang w:val="en_US" w:bidi="en_US"/>
         </w:rPr>
-        <w:t>This chapter focuses on the life that a Christian had before coming to believe in Jesus. Paul then uses this information to explain how a person’s former way of living is distinct from a Christian’s new identity “in Christ.” (See: [[rc://*/tw/dict/bible/kt/faith]])</w:t>
+        <w:t xml:space="preserve">This chapter focuses on the life that a Christian had before coming to believe in Jesus. Paul then uses this information to explain how a person’s former way of living is distinct from a Christian’s new identity “in Christ.” (See: </w:t>
+      </w:r>
+      <w:r>
+        <w:rPr>
+          <w:lang w:val="en_US" w:bidi="en_US"/>
+        </w:rPr>
+        <w:t>faith</w:t>
+      </w:r>
+      <w:r>
+        <w:rPr>
+          <w:lang w:val="en_US" w:bidi="en_US"/>
+        </w:rPr>
+        <w:t>)</w:t>
       </w:r>
       <w:r>
         <w:rPr>
@@ -8248,20 +8284,31 @@
         <w:rPr>
           <w:lang w:val="en_US" w:bidi="en_US"/>
         </w:rPr>
-        <w:t>Paul teaches that those who are not Christians are “dead” in their sin. Sin binds or enslaves them. This makes them spiritually “dead.” Paul writes that God makes Christians alive in Christ. (See: [[rc://</w:t>
-      </w:r>
-      <w:r>
-        <w:rPr>
-          <w:i/>
-          <w:lang w:val="en_US" w:bidi="en_US"/>
-        </w:rPr>
-        <w:t>/tw/dict/bible/kt/sin]]; and [[rc://</w:t>
-      </w:r>
-      <w:r>
-        <w:rPr>
-          <w:lang w:val="en_US" w:bidi="en_US"/>
-        </w:rPr>
-        <w:t xml:space="preserve">/tw/dict/bible/kt/faith]]; and </w:t>
+        <w:t xml:space="preserve">Paul teaches that those who are not Christians are “dead” in their sin. Sin binds or enslaves them. This makes them spiritually “dead.” Paul writes that God makes Christians alive in Christ. (See: </w:t>
+      </w:r>
+      <w:r>
+        <w:rPr>
+          <w:lang w:val="en_US" w:bidi="en_US"/>
+        </w:rPr>
+        <w:t>sin, sinful, sinner, sinning</w:t>
+      </w:r>
+      <w:r>
+        <w:rPr>
+          <w:lang w:val="en_US" w:bidi="en_US"/>
+        </w:rPr>
+        <w:t xml:space="preserve">; and </w:t>
+      </w:r>
+      <w:r>
+        <w:rPr>
+          <w:lang w:val="en_US" w:bidi="en_US"/>
+        </w:rPr>
+        <w:t>faith</w:t>
+      </w:r>
+      <w:r>
+        <w:rPr>
+          <w:lang w:val="en_US" w:bidi="en_US"/>
+        </w:rPr>
+        <w:t xml:space="preserve">; and </w:t>
       </w:r>
       <w:r>
         <w:rPr>
@@ -21842,7 +21889,19 @@
         <w:rPr>
           <w:lang w:val="en_US" w:bidi="en_US"/>
         </w:rPr>
-        <w:t>Spiritual gifts are specific supernatural abilities that the Holy Spirit gives to Christians after they come to believe in Jesus. These spiritual gifts were foundational to developing the church. Paul lists here only some of the spiritual gifts. (See: [[rc://*/tw/dict/bible/kt/faith]])</w:t>
+        <w:t xml:space="preserve">Spiritual gifts are specific supernatural abilities that the Holy Spirit gives to Christians after they come to believe in Jesus. These spiritual gifts were foundational to developing the church. Paul lists here only some of the spiritual gifts. (See: </w:t>
+      </w:r>
+      <w:r>
+        <w:rPr>
+          <w:lang w:val="en_US" w:bidi="en_US"/>
+        </w:rPr>
+        <w:t>faith</w:t>
+      </w:r>
+      <w:r>
+        <w:rPr>
+          <w:lang w:val="en_US" w:bidi="en_US"/>
+        </w:rPr>
+        <w:t>)</w:t>
       </w:r>
       <w:r>
         <w:rPr>
@@ -31687,20 +31746,43 @@
         <w:rPr>
           <w:lang w:val="en_US" w:bidi="en_US"/>
         </w:rPr>
-        <w:t>Some scholars believe that those who continue to practice the things listed in 5:5 will not inherit eternal life. But God can forgive all the sins listed in this verse. Immoral, impure, or greedy people can still receive eternal life if they repent and believe in Jesus. God will be the one who decides this. (See: [[rc://</w:t>
-      </w:r>
-      <w:r>
-        <w:rPr>
-          <w:i/>
-          <w:lang w:val="en_US" w:bidi="en_US"/>
-        </w:rPr>
-        <w:t>/tw/dict/bible/kt/forgive]]; [[rc://</w:t>
-      </w:r>
-      <w:r>
-        <w:rPr>
-          <w:lang w:val="en_US" w:bidi="en_US"/>
-        </w:rPr>
-        <w:t>/tw/dict/bible/kt/eternity]]; and [[rc://*/tw/dict/bible/kt/inherit]])</w:t>
+        <w:t xml:space="preserve">Some scholars believe that those who continue to practice the things listed in 5:5 will not inherit eternal life. But God can forgive all the sins listed in this verse. Immoral, impure, or greedy people can still receive eternal life if they repent and believe in Jesus. God will be the one who decides this. (See: </w:t>
+      </w:r>
+      <w:r>
+        <w:rPr>
+          <w:lang w:val="en_US" w:bidi="en_US"/>
+        </w:rPr>
+        <w:t>forgive, forgiven, forgiveness, pardon, pardoned</w:t>
+      </w:r>
+      <w:r>
+        <w:rPr>
+          <w:lang w:val="en_US" w:bidi="en_US"/>
+        </w:rPr>
+        <w:t xml:space="preserve">; </w:t>
+      </w:r>
+      <w:r>
+        <w:rPr>
+          <w:lang w:val="en_US" w:bidi="en_US"/>
+        </w:rPr>
+        <w:t>eternity, everlasting, eternal, forever</w:t>
+      </w:r>
+      <w:r>
+        <w:rPr>
+          <w:lang w:val="en_US" w:bidi="en_US"/>
+        </w:rPr>
+        <w:t xml:space="preserve">; and </w:t>
+      </w:r>
+      <w:r>
+        <w:rPr>
+          <w:lang w:val="en_US" w:bidi="en_US"/>
+        </w:rPr>
+        <w:t>inherit, inheritance, heir</w:t>
+      </w:r>
+      <w:r>
+        <w:rPr>
+          <w:lang w:val="en_US" w:bidi="en_US"/>
+        </w:rPr>
+        <w:t>)</w:t>
       </w:r>
       <w:r>
         <w:rPr>
@@ -40929,7 +41011,19 @@
         <w:rPr>
           <w:lang w:val="en_US" w:bidi="en_US"/>
         </w:rPr>
-        <w:t xml:space="preserve">This extended metaphor describes how Christians can protect themselves when spiritually attacked. (See: [[rc://*/tw/dict/bible/kt/spirit]]; and </w:t>
+        <w:t xml:space="preserve">This extended metaphor describes how Christians can protect themselves when spiritually attacked. (See: </w:t>
+      </w:r>
+      <w:r>
+        <w:rPr>
+          <w:lang w:val="en_US" w:bidi="en_US"/>
+        </w:rPr>
+        <w:t>spirit, wind, breath</w:t>
+      </w:r>
+      <w:r>
+        <w:rPr>
+          <w:lang w:val="en_US" w:bidi="en_US"/>
+        </w:rPr>
+        <w:t xml:space="preserve">; and </w:t>
       </w:r>
       <w:r>
         <w:rPr>
